--- a/Hamza-Syrage-Frontend-Engineer-Resume.docx
+++ b/Hamza-Syrage-Frontend-Engineer-Resume.docx
@@ -4,7 +4,7 @@
   <w:body>
     <w:p>
       <w:pPr>
-        <w:spacing w:after="30"/>
+        <w:spacing w:after="20"/>
         <w:jc w:val="center"/>
       </w:pPr>
       <w:r>
@@ -53,7 +53,7 @@
         <w:br/>
         <w:t xml:space="preserve"/>
       </w:r>
-      <w:hyperlink w:history="1" r:id="rIdwtje3fpifp7wj0og-zp7d">
+      <w:hyperlink w:history="1" r:id="rIdj79fjizi2n39utsxfxwrm">
         <w:r>
           <w:rPr>
             <w:rStyle w:val="Hyperlink"/>
@@ -74,7 +74,7 @@
         </w:rPr>
         <w:t xml:space="preserve">  |  </w:t>
       </w:r>
-      <w:hyperlink w:history="1" r:id="rIdgksybsmpdjvngdjbfpas_">
+      <w:hyperlink w:history="1" r:id="rIdyd_jdugpahdc97tpm8mnz">
         <w:r>
           <w:rPr>
             <w:rStyle w:val="Hyperlink"/>
@@ -95,7 +95,7 @@
         </w:rPr>
         <w:t xml:space="preserve">  |  </w:t>
       </w:r>
-      <w:hyperlink w:history="1" r:id="rIdkeoizme3nbdyjv5g4cg-b">
+      <w:hyperlink w:history="1" r:id="rIds1c7ssyv4fadixpyvlfe-">
         <w:r>
           <w:rPr>
             <w:rStyle w:val="Hyperlink"/>
@@ -121,7 +121,7 @@
         <w:pBdr>
           <w:bottom w:val="single" w:color="9CA3AF" w:sz="4"/>
         </w:pBdr>
-        <w:spacing w:after="40" w:before="120"/>
+        <w:spacing w:after="30" w:before="90"/>
       </w:pPr>
       <w:r>
         <w:rPr>
@@ -138,7 +138,7 @@
     </w:p>
     <w:p>
       <w:pPr>
-        <w:spacing w:after="30"/>
+        <w:spacing w:after="20"/>
       </w:pPr>
       <w:r>
         <w:rPr>
@@ -155,7 +155,7 @@
         <w:pBdr>
           <w:bottom w:val="single" w:color="9CA3AF" w:sz="4"/>
         </w:pBdr>
-        <w:spacing w:after="40" w:before="120"/>
+        <w:spacing w:after="30" w:before="90"/>
       </w:pPr>
       <w:r>
         <w:rPr>
@@ -175,19 +175,31 @@
         <w:tabs>
           <w:tab w:val="right" w:pos="9360"/>
         </w:tabs>
-        <w:spacing w:after="10" w:before="80"/>
-      </w:pPr>
-      <w:r>
-        <w:rPr>
-          <w:rFonts w:ascii="Calibri" w:cs="Calibri" w:eastAsia="Calibri" w:hAnsi="Calibri"/>
-          <w:b/>
-          <w:bCs/>
-          <w:color w:val="1F2937"/>
-          <w:sz w:val="22"/>
-          <w:szCs w:val="22"/>
-        </w:rPr>
-        <w:t xml:space="preserve">Frontend Developer - Lucidly</w:t>
-      </w:r>
+        <w:spacing w:after="8" w:before="60"/>
+      </w:pPr>
+      <w:r>
+        <w:rPr>
+          <w:rFonts w:ascii="Calibri" w:cs="Calibri" w:eastAsia="Calibri" w:hAnsi="Calibri"/>
+          <w:b/>
+          <w:bCs/>
+          <w:color w:val="1F2937"/>
+          <w:sz w:val="20"/>
+          <w:szCs w:val="20"/>
+        </w:rPr>
+        <w:t xml:space="preserve">Frontend Developer - </w:t>
+      </w:r>
+      <w:hyperlink w:history="1" r:id="rIdsl-8xxpjkkgdbyrybkzrt">
+        <w:r>
+          <w:rPr>
+            <w:rStyle w:val="Hyperlink"/>
+            <w:rFonts w:ascii="Calibri" w:cs="Calibri" w:eastAsia="Calibri" w:hAnsi="Calibri"/>
+            <w:color w:val="334155"/>
+            <w:sz w:val="18"/>
+            <w:szCs w:val="18"/>
+          </w:rPr>
+          <w:t xml:space="preserve">Lucidly</w:t>
+        </w:r>
+      </w:hyperlink>
       <w:r>
         <w:rPr>
           <w:rFonts w:ascii="Calibri" w:cs="Calibri" w:eastAsia="Calibri" w:hAnsi="Calibri"/>
@@ -202,7 +214,7 @@
     </w:p>
     <w:p>
       <w:pPr>
-        <w:spacing w:after="30"/>
+        <w:spacing w:after="20"/>
       </w:pPr>
       <w:r>
         <w:rPr>
@@ -213,17 +225,29 @@
           <w:sz w:val="20"/>
           <w:szCs w:val="20"/>
         </w:rPr>
-        <w:t xml:space="preserve">Remote (UAE) - client work delivered for Axenso</w:t>
-      </w:r>
-    </w:p>
-    <w:p>
-      <w:pPr>
-        <w:pStyle w:val="ListParagraph"/>
-        <w:numPr>
-          <w:ilvl w:val="0"/>
-          <w:numId w:val="2"/>
-        </w:numPr>
-        <w:spacing w:after="30"/>
+        <w:t xml:space="preserve">Remote (UAE) - client work delivered for </w:t>
+      </w:r>
+      <w:hyperlink w:history="1" r:id="rIddoieuxa9jjewkk6iy3jun">
+        <w:r>
+          <w:rPr>
+            <w:rStyle w:val="Hyperlink"/>
+            <w:rFonts w:ascii="Calibri" w:cs="Calibri" w:eastAsia="Calibri" w:hAnsi="Calibri"/>
+            <w:color w:val="334155"/>
+            <w:sz w:val="18"/>
+            <w:szCs w:val="18"/>
+          </w:rPr>
+          <w:t xml:space="preserve">Axenso</w:t>
+        </w:r>
+      </w:hyperlink>
+    </w:p>
+    <w:p>
+      <w:pPr>
+        <w:pStyle w:val="ListParagraph"/>
+        <w:numPr>
+          <w:ilvl w:val="0"/>
+          <w:numId w:val="2"/>
+        </w:numPr>
+        <w:spacing w:after="20"/>
       </w:pPr>
       <w:r>
         <w:rPr>
@@ -253,7 +277,7 @@
           <w:ilvl w:val="0"/>
           <w:numId w:val="2"/>
         </w:numPr>
-        <w:spacing w:after="30"/>
+        <w:spacing w:after="20"/>
       </w:pPr>
       <w:r>
         <w:rPr>
@@ -283,7 +307,7 @@
           <w:ilvl w:val="0"/>
           <w:numId w:val="2"/>
         </w:numPr>
-        <w:spacing w:after="30"/>
+        <w:spacing w:after="20"/>
       </w:pPr>
       <w:r>
         <w:rPr>
@@ -313,7 +337,7 @@
           <w:ilvl w:val="0"/>
           <w:numId w:val="2"/>
         </w:numPr>
-        <w:spacing w:after="30"/>
+        <w:spacing w:after="20"/>
       </w:pPr>
       <w:r>
         <w:rPr>
@@ -341,7 +365,7 @@
         <w:pBdr>
           <w:bottom w:val="single" w:color="9CA3AF" w:sz="4"/>
         </w:pBdr>
-        <w:spacing w:after="40" w:before="120"/>
+        <w:spacing w:after="30" w:before="90"/>
       </w:pPr>
       <w:r>
         <w:rPr>
@@ -361,7 +385,7 @@
         <w:tabs>
           <w:tab w:val="right" w:pos="9360"/>
         </w:tabs>
-        <w:spacing w:after="10" w:before="80"/>
+        <w:spacing w:after="8" w:before="60"/>
       </w:pPr>
       <w:r>
         <w:rPr>
@@ -374,7 +398,7 @@
         </w:rPr>
         <w:t xml:space="preserve">Portfolio Site - </w:t>
       </w:r>
-      <w:hyperlink w:history="1" r:id="rIdzfvdodk3f7t01oztmpnac">
+      <w:hyperlink w:history="1" r:id="rIdy4womxqklgpfg5qxpqdi_">
         <w:r>
           <w:rPr>
             <w:rStyle w:val="Hyperlink"/>
@@ -394,7 +418,7 @@
           <w:ilvl w:val="0"/>
           <w:numId w:val="2"/>
         </w:numPr>
-        <w:spacing w:after="30"/>
+        <w:spacing w:after="20"/>
       </w:pPr>
       <w:r>
         <w:rPr>
@@ -411,7 +435,7 @@
         <w:tabs>
           <w:tab w:val="right" w:pos="9360"/>
         </w:tabs>
-        <w:spacing w:after="10" w:before="80"/>
+        <w:spacing w:after="8" w:before="60"/>
       </w:pPr>
       <w:r>
         <w:rPr>
@@ -424,7 +448,7 @@
         </w:rPr>
         <w:t xml:space="preserve">3D Physics-Based Ping Pong Simulation - </w:t>
       </w:r>
-      <w:hyperlink w:history="1" r:id="rIdeqksubrykj1eektgle-c7">
+      <w:hyperlink w:history="1" r:id="rIdieygxzjqj1hcozkwl_bfr">
         <w:r>
           <w:rPr>
             <w:rStyle w:val="Hyperlink"/>
@@ -444,7 +468,7 @@
           <w:ilvl w:val="0"/>
           <w:numId w:val="2"/>
         </w:numPr>
-        <w:spacing w:after="30"/>
+        <w:spacing w:after="20"/>
       </w:pPr>
       <w:r>
         <w:rPr>
@@ -454,6 +478,56 @@
           <w:szCs w:val="20"/>
         </w:rPr>
         <w:t xml:space="preserve">Built a real-time table tennis simulator in Three.js and TypeScript from scratch: RK4 numerical integration, Magnus force and drag modeling, custom collision resolution, bot AI, full scoring/fault rules, and a gyroscope-driven mobile controller with live two-way sync to a debug UI.</w:t>
+      </w:r>
+    </w:p>
+    <w:p>
+      <w:pPr>
+        <w:tabs>
+          <w:tab w:val="right" w:pos="9360"/>
+        </w:tabs>
+        <w:spacing w:after="8" w:before="60"/>
+      </w:pPr>
+      <w:r>
+        <w:rPr>
+          <w:rFonts w:ascii="Calibri" w:cs="Calibri" w:eastAsia="Calibri" w:hAnsi="Calibri"/>
+          <w:b/>
+          <w:bCs/>
+          <w:color w:val="1F2937"/>
+          <w:sz w:val="20"/>
+          <w:szCs w:val="20"/>
+        </w:rPr>
+        <w:t xml:space="preserve">StayBay - </w:t>
+      </w:r>
+      <w:hyperlink w:history="1" r:id="rIdovkpacrt508dpmyyc9m_z">
+        <w:r>
+          <w:rPr>
+            <w:rStyle w:val="Hyperlink"/>
+            <w:rFonts w:ascii="Calibri" w:cs="Calibri" w:eastAsia="Calibri" w:hAnsi="Calibri"/>
+            <w:color w:val="334155"/>
+            <w:sz w:val="18"/>
+            <w:szCs w:val="18"/>
+          </w:rPr>
+          <w:t xml:space="preserve">github.com/HamzaSyrage/staybay-backend</w:t>
+        </w:r>
+      </w:hyperlink>
+    </w:p>
+    <w:p>
+      <w:pPr>
+        <w:pStyle w:val="ListParagraph"/>
+        <w:numPr>
+          <w:ilvl w:val="0"/>
+          <w:numId w:val="2"/>
+        </w:numPr>
+        <w:spacing w:after="20"/>
+      </w:pPr>
+      <w:r>
+        <w:rPr>
+          <w:rFonts w:ascii="Calibri" w:cs="Calibri" w:eastAsia="Calibri" w:hAnsi="Calibri"/>
+          <w:color w:val="1F2937"/>
+          <w:sz w:val="20"/>
+          <w:szCs w:val="20"/>
+        </w:rPr>
+        <w:t xml:space="preserve">Laravel + Sanctum REST API for an Airbnb-style booking platform: escrow-style hold-balance wallet, a scheduled service that auto-transitions bookings by date and payment state, overlap-safe availability checks with date-range merging, and a dynamic query-filter system for search.</w:t>
       </w:r>
     </w:p>
     <w:p>
@@ -461,7 +535,7 @@
         <w:pBdr>
           <w:bottom w:val="single" w:color="9CA3AF" w:sz="4"/>
         </w:pBdr>
-        <w:spacing w:after="40" w:before="120"/>
+        <w:spacing w:after="30" w:before="90"/>
       </w:pPr>
       <w:r>
         <w:rPr>
@@ -483,7 +557,7 @@
           <w:ilvl w:val="0"/>
           <w:numId w:val="2"/>
         </w:numPr>
-        <w:spacing w:after="30"/>
+        <w:spacing w:after="20"/>
       </w:pPr>
       <w:r>
         <w:rPr>
@@ -513,7 +587,7 @@
           <w:ilvl w:val="0"/>
           <w:numId w:val="2"/>
         </w:numPr>
-        <w:spacing w:after="30"/>
+        <w:spacing w:after="20"/>
       </w:pPr>
       <w:r>
         <w:rPr>
@@ -543,7 +617,7 @@
           <w:ilvl w:val="0"/>
           <w:numId w:val="2"/>
         </w:numPr>
-        <w:spacing w:after="30"/>
+        <w:spacing w:after="20"/>
       </w:pPr>
       <w:r>
         <w:rPr>
@@ -573,7 +647,7 @@
           <w:ilvl w:val="0"/>
           <w:numId w:val="2"/>
         </w:numPr>
-        <w:spacing w:after="30"/>
+        <w:spacing w:after="20"/>
       </w:pPr>
       <w:r>
         <w:rPr>
@@ -603,7 +677,7 @@
           <w:ilvl w:val="0"/>
           <w:numId w:val="2"/>
         </w:numPr>
-        <w:spacing w:after="30"/>
+        <w:spacing w:after="20"/>
       </w:pPr>
       <w:r>
         <w:rPr>
@@ -633,7 +707,7 @@
           <w:ilvl w:val="0"/>
           <w:numId w:val="2"/>
         </w:numPr>
-        <w:spacing w:after="30"/>
+        <w:spacing w:after="20"/>
       </w:pPr>
       <w:r>
         <w:rPr>
@@ -663,7 +737,7 @@
           <w:ilvl w:val="0"/>
           <w:numId w:val="2"/>
         </w:numPr>
-        <w:spacing w:after="30"/>
+        <w:spacing w:after="20"/>
       </w:pPr>
       <w:r>
         <w:rPr>
@@ -693,7 +767,7 @@
           <w:ilvl w:val="0"/>
           <w:numId w:val="2"/>
         </w:numPr>
-        <w:spacing w:after="30"/>
+        <w:spacing w:after="20"/>
       </w:pPr>
       <w:r>
         <w:rPr>
@@ -723,7 +797,7 @@
           <w:ilvl w:val="0"/>
           <w:numId w:val="2"/>
         </w:numPr>
-        <w:spacing w:after="30"/>
+        <w:spacing w:after="20"/>
       </w:pPr>
       <w:r>
         <w:rPr>
@@ -751,7 +825,7 @@
         <w:pBdr>
           <w:bottom w:val="single" w:color="9CA3AF" w:sz="4"/>
         </w:pBdr>
-        <w:spacing w:after="40" w:before="120"/>
+        <w:spacing w:after="30" w:before="90"/>
       </w:pPr>
       <w:r>
         <w:rPr>
@@ -800,7 +874,7 @@
     </w:p>
     <w:sectPr>
       <w:pgSz w:w="12240" w:h="15840" w:orient="portrait"/>
-      <w:pgMar w:top="431" w:right="1008" w:bottom="431" w:left="1008" w:header="708" w:footer="708" w:gutter="0"/>
+      <w:pgMar w:top="259" w:right="1008" w:bottom="215" w:left="1008" w:header="708" w:footer="708" w:gutter="0"/>
       <w:pgNumType/>
       <w:docGrid w:linePitch="360"/>
     </w:sectPr>
@@ -888,6 +962,114 @@
 
 <file path=word/numbering.xml><?xml version="1.0" encoding="utf-8"?>
 <w:numbering xmlns:wpc="http://schemas.microsoft.com/office/word/2010/wordprocessingCanvas" xmlns:mc="http://schemas.openxmlformats.org/markup-compatibility/2006" xmlns:o="urn:schemas-microsoft-com:office:office" xmlns:r="http://schemas.openxmlformats.org/officeDocument/2006/relationships" xmlns:m="http://schemas.openxmlformats.org/officeDocument/2006/math" xmlns:v="urn:schemas-microsoft-com:vml" xmlns:wp14="http://schemas.microsoft.com/office/word/2010/wordprocessingDrawing" xmlns:wp="http://schemas.openxmlformats.org/drawingml/2006/wordprocessingDrawing" xmlns:w10="urn:schemas-microsoft-com:office:word" xmlns:w="http://schemas.openxmlformats.org/wordprocessingml/2006/main" xmlns:w14="http://schemas.microsoft.com/office/word/2010/wordml" xmlns:w15="http://schemas.microsoft.com/office/word/2012/wordml" xmlns:wpg="http://schemas.microsoft.com/office/word/2010/wordprocessingGroup" xmlns:wpi="http://schemas.microsoft.com/office/word/2010/wordprocessingInk" xmlns:wne="http://schemas.microsoft.com/office/word/2006/wordml" xmlns:wps="http://schemas.microsoft.com/office/word/2010/wordprocessingShape" mc:Ignorable="w14 w15 wp14">
+  <w:abstractNum w:abstractNumId="1" w15:restartNumberingAfterBreak="0">
+    <w:multiLevelType w:val="hybridMultilevel"/>
+    <w:lvl w:ilvl="0" w15:tentative="1">
+      <w:start w:val="1"/>
+      <w:numFmt w:val="bullet"/>
+      <w:lvlText w:val="●"/>
+      <w:lvlJc w:val="left"/>
+      <w:pPr>
+        <w:ind w:left="720" w:hanging="360"/>
+      </w:pPr>
+    </w:lvl>
+    <w:lvl w:ilvl="1" w15:tentative="1">
+      <w:start w:val="1"/>
+      <w:numFmt w:val="bullet"/>
+      <w:lvlText w:val="○"/>
+      <w:lvlJc w:val="left"/>
+      <w:pPr>
+        <w:ind w:left="1440" w:hanging="360"/>
+      </w:pPr>
+    </w:lvl>
+    <w:lvl w:ilvl="2" w15:tentative="1">
+      <w:start w:val="1"/>
+      <w:numFmt w:val="bullet"/>
+      <w:lvlText w:val="■"/>
+      <w:lvlJc w:val="left"/>
+      <w:pPr>
+        <w:ind w:left="2160" w:hanging="360"/>
+      </w:pPr>
+    </w:lvl>
+    <w:lvl w:ilvl="3" w15:tentative="1">
+      <w:start w:val="1"/>
+      <w:numFmt w:val="bullet"/>
+      <w:lvlText w:val="●"/>
+      <w:lvlJc w:val="left"/>
+      <w:pPr>
+        <w:ind w:left="2880" w:hanging="360"/>
+      </w:pPr>
+    </w:lvl>
+    <w:lvl w:ilvl="4" w15:tentative="1">
+      <w:start w:val="1"/>
+      <w:numFmt w:val="bullet"/>
+      <w:lvlText w:val="○"/>
+      <w:lvlJc w:val="left"/>
+      <w:pPr>
+        <w:ind w:left="3600" w:hanging="360"/>
+      </w:pPr>
+    </w:lvl>
+    <w:lvl w:ilvl="5" w15:tentative="1">
+      <w:start w:val="1"/>
+      <w:numFmt w:val="bullet"/>
+      <w:lvlText w:val="■"/>
+      <w:lvlJc w:val="left"/>
+      <w:pPr>
+        <w:ind w:left="4320" w:hanging="360"/>
+      </w:pPr>
+    </w:lvl>
+    <w:lvl w:ilvl="6" w15:tentative="1">
+      <w:start w:val="1"/>
+      <w:numFmt w:val="bullet"/>
+      <w:lvlText w:val="●"/>
+      <w:lvlJc w:val="left"/>
+      <w:pPr>
+        <w:ind w:left="5040" w:hanging="360"/>
+      </w:pPr>
+    </w:lvl>
+    <w:lvl w:ilvl="7" w15:tentative="1">
+      <w:start w:val="1"/>
+      <w:numFmt w:val="bullet"/>
+      <w:lvlText w:val="●"/>
+      <w:lvlJc w:val="left"/>
+      <w:pPr>
+        <w:ind w:left="5760" w:hanging="360"/>
+      </w:pPr>
+    </w:lvl>
+    <w:lvl w:ilvl="8" w15:tentative="1">
+      <w:start w:val="1"/>
+      <w:numFmt w:val="bullet"/>
+      <w:lvlText w:val="●"/>
+      <w:lvlJc w:val="left"/>
+      <w:pPr>
+        <w:ind w:left="6480" w:hanging="360"/>
+      </w:pPr>
+    </w:lvl>
+  </w:abstractNum>
+  <w:abstractNum w:abstractNumId="2" w15:restartNumberingAfterBreak="0">
+    <w:multiLevelType w:val="hybridMultilevel"/>
+    <w:lvl w:ilvl="0" w15:tentative="1">
+      <w:start w:val="1"/>
+      <w:numFmt w:val="bullet"/>
+      <w:lvlText w:val="•"/>
+      <w:lvlJc w:val="left"/>
+      <w:pPr>
+        <w:ind w:left="316" w:hanging="230"/>
+      </w:pPr>
+    </w:lvl>
+  </w:abstractNum>
+  <w:num w:numId="1">
+    <w:abstractNumId w:val="1"/>
+    <w:lvlOverride w:ilvl="0">
+      <w:startOverride w:val="1"/>
+    </w:lvlOverride>
+  </w:num>
+  <w:num w:numId="2">
+    <w:abstractNumId w:val="2"/>
+    <w:lvlOverride w:ilvl="0">
+      <w:startOverride w:val="1"/>
+    </w:lvlOverride>
+  </w:num>
   <w:abstractNum w:abstractNumId="1" w15:restartNumberingAfterBreak="0">
     <w:multiLevelType w:val="hybridMultilevel"/>
     <w:lvl w:ilvl="0" w15:tentative="1">

--- a/Hamza-Syrage-Frontend-Engineer-Resume.docx
+++ b/Hamza-Syrage-Frontend-Engineer-Resume.docx
@@ -53,7 +53,7 @@
         <w:br/>
         <w:t xml:space="preserve"/>
       </w:r>
-      <w:hyperlink w:history="1" r:id="rIdj79fjizi2n39utsxfxwrm">
+      <w:hyperlink w:history="1" r:id="rIdisjld-0g6fgv9o7cnlp6z">
         <w:r>
           <w:rPr>
             <w:rStyle w:val="Hyperlink"/>
@@ -74,7 +74,7 @@
         </w:rPr>
         <w:t xml:space="preserve">  |  </w:t>
       </w:r>
-      <w:hyperlink w:history="1" r:id="rIdyd_jdugpahdc97tpm8mnz">
+      <w:hyperlink w:history="1" r:id="rIdkgao8g8ilkzdrxfmjebrx">
         <w:r>
           <w:rPr>
             <w:rStyle w:val="Hyperlink"/>
@@ -95,7 +95,7 @@
         </w:rPr>
         <w:t xml:space="preserve">  |  </w:t>
       </w:r>
-      <w:hyperlink w:history="1" r:id="rIds1c7ssyv4fadixpyvlfe-">
+      <w:hyperlink w:history="1" r:id="rIdf197grqtvc-15iddphuve">
         <w:r>
           <w:rPr>
             <w:rStyle w:val="Hyperlink"/>
@@ -188,7 +188,7 @@
         </w:rPr>
         <w:t xml:space="preserve">Frontend Developer - </w:t>
       </w:r>
-      <w:hyperlink w:history="1" r:id="rIdsl-8xxpjkkgdbyrybkzrt">
+      <w:hyperlink w:history="1" r:id="rIdg3rjoamul22q0lneocbty">
         <w:r>
           <w:rPr>
             <w:rStyle w:val="Hyperlink"/>
@@ -227,7 +227,7 @@
         </w:rPr>
         <w:t xml:space="preserve">Remote (UAE) - client work delivered for </w:t>
       </w:r>
-      <w:hyperlink w:history="1" r:id="rIddoieuxa9jjewkk6iy3jun">
+      <w:hyperlink w:history="1" r:id="rIde32b1zcnssyuiqbzgenyt">
         <w:r>
           <w:rPr>
             <w:rStyle w:val="Hyperlink"/>
@@ -398,7 +398,7 @@
         </w:rPr>
         <w:t xml:space="preserve">Portfolio Site - </w:t>
       </w:r>
-      <w:hyperlink w:history="1" r:id="rIdy4womxqklgpfg5qxpqdi_">
+      <w:hyperlink w:history="1" r:id="rId4cyb59zlf3yxjwuzhqkgh">
         <w:r>
           <w:rPr>
             <w:rStyle w:val="Hyperlink"/>
@@ -448,7 +448,7 @@
         </w:rPr>
         <w:t xml:space="preserve">3D Physics-Based Ping Pong Simulation - </w:t>
       </w:r>
-      <w:hyperlink w:history="1" r:id="rIdieygxzjqj1hcozkwl_bfr">
+      <w:hyperlink w:history="1" r:id="rIdnwxzvhmn7rxqz8kteqoig">
         <w:r>
           <w:rPr>
             <w:rStyle w:val="Hyperlink"/>
@@ -498,7 +498,7 @@
         </w:rPr>
         <w:t xml:space="preserve">StayBay - </w:t>
       </w:r>
-      <w:hyperlink w:history="1" r:id="rIdovkpacrt508dpmyyc9m_z">
+      <w:hyperlink w:history="1" r:id="rIdnvbetwpgl-ac4ivj1qyx5">
         <w:r>
           <w:rPr>
             <w:rStyle w:val="Hyperlink"/>

--- a/Hamza-Syrage-Frontend-Engineer-Resume.docx
+++ b/Hamza-Syrage-Frontend-Engineer-Resume.docx
@@ -13,7 +13,6 @@
           <w:b/>
           <w:bCs/>
           <w:color w:val="1F2937"/>
-          <w:spacing w:val="20"/>
           <w:sz w:val="40"/>
           <w:szCs w:val="40"/>
         </w:rPr>
@@ -22,7 +21,7 @@
     </w:p>
     <w:p>
       <w:pPr>
-        <w:spacing w:after="60"/>
+        <w:spacing w:after="40"/>
         <w:jc w:val="center"/>
       </w:pPr>
       <w:r>
@@ -37,7 +36,7 @@
     </w:p>
     <w:p>
       <w:pPr>
-        <w:spacing w:after="60"/>
+        <w:spacing w:after="40"/>
         <w:jc w:val="center"/>
       </w:pPr>
       <w:r>
@@ -53,7 +52,7 @@
         <w:br/>
         <w:t xml:space="preserve"/>
       </w:r>
-      <w:hyperlink w:history="1" r:id="rIdisjld-0g6fgv9o7cnlp6z">
+      <w:hyperlink w:history="1" r:id="rId5lxjouaifxeeb6btjn4bu">
         <w:r>
           <w:rPr>
             <w:rStyle w:val="Hyperlink"/>
@@ -74,7 +73,7 @@
         </w:rPr>
         <w:t xml:space="preserve">  |  </w:t>
       </w:r>
-      <w:hyperlink w:history="1" r:id="rIdkgao8g8ilkzdrxfmjebrx">
+      <w:hyperlink w:history="1" r:id="rIdelupfulqaddmmmtqcofe6">
         <w:r>
           <w:rPr>
             <w:rStyle w:val="Hyperlink"/>
@@ -95,7 +94,7 @@
         </w:rPr>
         <w:t xml:space="preserve">  |  </w:t>
       </w:r>
-      <w:hyperlink w:history="1" r:id="rIdf197grqtvc-15iddphuve">
+      <w:hyperlink w:history="1" r:id="rIdv2gflufbif4ysr0xvbudz">
         <w:r>
           <w:rPr>
             <w:rStyle w:val="Hyperlink"/>
@@ -113,7 +112,7 @@
         <w:pBdr>
           <w:bottom w:val="single" w:color="9CA3AF" w:sz="6"/>
         </w:pBdr>
-        <w:spacing w:after="80"/>
+        <w:spacing w:after="60"/>
       </w:pPr>
     </w:p>
     <w:p>
@@ -121,15 +120,14 @@
         <w:pBdr>
           <w:bottom w:val="single" w:color="9CA3AF" w:sz="4"/>
         </w:pBdr>
-        <w:spacing w:after="30" w:before="90"/>
-      </w:pPr>
-      <w:r>
-        <w:rPr>
-          <w:rFonts w:ascii="Calibri" w:cs="Calibri" w:eastAsia="Calibri" w:hAnsi="Calibri"/>
-          <w:b/>
-          <w:bCs/>
-          <w:color w:val="1F2937"/>
-          <w:spacing w:val="20"/>
+        <w:spacing w:after="20" w:before="60"/>
+      </w:pPr>
+      <w:r>
+        <w:rPr>
+          <w:rFonts w:ascii="Calibri" w:cs="Calibri" w:eastAsia="Calibri" w:hAnsi="Calibri"/>
+          <w:b/>
+          <w:bCs/>
+          <w:color w:val="1F2937"/>
           <w:sz w:val="21"/>
           <w:szCs w:val="21"/>
         </w:rPr>
@@ -138,7 +136,7 @@
     </w:p>
     <w:p>
       <w:pPr>
-        <w:spacing w:after="20"/>
+        <w:spacing w:after="10"/>
       </w:pPr>
       <w:r>
         <w:rPr>
@@ -155,15 +153,14 @@
         <w:pBdr>
           <w:bottom w:val="single" w:color="9CA3AF" w:sz="4"/>
         </w:pBdr>
-        <w:spacing w:after="30" w:before="90"/>
-      </w:pPr>
-      <w:r>
-        <w:rPr>
-          <w:rFonts w:ascii="Calibri" w:cs="Calibri" w:eastAsia="Calibri" w:hAnsi="Calibri"/>
-          <w:b/>
-          <w:bCs/>
-          <w:color w:val="1F2937"/>
-          <w:spacing w:val="20"/>
+        <w:spacing w:after="20" w:before="60"/>
+      </w:pPr>
+      <w:r>
+        <w:rPr>
+          <w:rFonts w:ascii="Calibri" w:cs="Calibri" w:eastAsia="Calibri" w:hAnsi="Calibri"/>
+          <w:b/>
+          <w:bCs/>
+          <w:color w:val="1F2937"/>
           <w:sz w:val="21"/>
           <w:szCs w:val="21"/>
         </w:rPr>
@@ -175,7 +172,7 @@
         <w:tabs>
           <w:tab w:val="right" w:pos="9360"/>
         </w:tabs>
-        <w:spacing w:after="8" w:before="60"/>
+        <w:spacing w:after="4" w:before="40"/>
       </w:pPr>
       <w:r>
         <w:rPr>
@@ -188,7 +185,7 @@
         </w:rPr>
         <w:t xml:space="preserve">Frontend Developer - </w:t>
       </w:r>
-      <w:hyperlink w:history="1" r:id="rIdg3rjoamul22q0lneocbty">
+      <w:hyperlink w:history="1" r:id="rIdbjmvxsfaep8gwei20io8a">
         <w:r>
           <w:rPr>
             <w:rStyle w:val="Hyperlink"/>
@@ -209,12 +206,12 @@
           <w:sz w:val="20"/>
           <w:szCs w:val="20"/>
         </w:rPr>
-        <w:t xml:space="preserve">	May 2025 – Present</w:t>
-      </w:r>
-    </w:p>
-    <w:p>
-      <w:pPr>
-        <w:spacing w:after="20"/>
+        <w:t xml:space="preserve">	May 2025 - Present</w:t>
+      </w:r>
+    </w:p>
+    <w:p>
+      <w:pPr>
+        <w:spacing w:after="10"/>
       </w:pPr>
       <w:r>
         <w:rPr>
@@ -227,7 +224,7 @@
         </w:rPr>
         <w:t xml:space="preserve">Remote (UAE) - client work delivered for </w:t>
       </w:r>
-      <w:hyperlink w:history="1" r:id="rIde32b1zcnssyuiqbzgenyt">
+      <w:hyperlink w:history="1" r:id="rIdivhpatczwksqt6ftuumcc">
         <w:r>
           <w:rPr>
             <w:rStyle w:val="Hyperlink"/>
@@ -247,7 +244,7 @@
           <w:ilvl w:val="0"/>
           <w:numId w:val="2"/>
         </w:numPr>
-        <w:spacing w:after="20"/>
+        <w:spacing w:after="14"/>
       </w:pPr>
       <w:r>
         <w:rPr>
@@ -277,7 +274,7 @@
           <w:ilvl w:val="0"/>
           <w:numId w:val="2"/>
         </w:numPr>
-        <w:spacing w:after="20"/>
+        <w:spacing w:after="14"/>
       </w:pPr>
       <w:r>
         <w:rPr>
@@ -307,7 +304,7 @@
           <w:ilvl w:val="0"/>
           <w:numId w:val="2"/>
         </w:numPr>
-        <w:spacing w:after="20"/>
+        <w:spacing w:after="14"/>
       </w:pPr>
       <w:r>
         <w:rPr>
@@ -327,17 +324,17 @@
           <w:sz w:val="20"/>
           <w:szCs w:val="20"/>
         </w:rPr>
-        <w:t xml:space="preserve">built a medical/scientific news aggregator end to end as a framework-agnostic native custom element (&lt;rss-feed&gt;), allowing any client site to embed live, per-client-themed content with a single script tag—no iframe or host build step required. Optimized the widget to a 277 KB minified bundle (93 KB gzipped) by avoiding external runtime dependencies and implementing required functionality with native Web APIs.</w:t>
-      </w:r>
-    </w:p>
-    <w:p>
-      <w:pPr>
-        <w:pStyle w:val="ListParagraph"/>
-        <w:numPr>
-          <w:ilvl w:val="0"/>
-          <w:numId w:val="2"/>
-        </w:numPr>
-        <w:spacing w:after="20"/>
+        <w:t xml:space="preserve">built a medical/scientific news aggregator end to end as a framework-agnostic native custom element (&lt;rss-feed&gt;), allowing any client site to embed live, per-client-themed content with a single script tag-no iframe or host build step required. Optimized the widget to a 277 KB minified bundle (93 KB gzipped) by avoiding external runtime dependencies and implementing required functionality with native Web APIs.</w:t>
+      </w:r>
+    </w:p>
+    <w:p>
+      <w:pPr>
+        <w:pStyle w:val="ListParagraph"/>
+        <w:numPr>
+          <w:ilvl w:val="0"/>
+          <w:numId w:val="2"/>
+        </w:numPr>
+        <w:spacing w:after="14"/>
       </w:pPr>
       <w:r>
         <w:rPr>
@@ -365,15 +362,14 @@
         <w:pBdr>
           <w:bottom w:val="single" w:color="9CA3AF" w:sz="4"/>
         </w:pBdr>
-        <w:spacing w:after="30" w:before="90"/>
-      </w:pPr>
-      <w:r>
-        <w:rPr>
-          <w:rFonts w:ascii="Calibri" w:cs="Calibri" w:eastAsia="Calibri" w:hAnsi="Calibri"/>
-          <w:b/>
-          <w:bCs/>
-          <w:color w:val="1F2937"/>
-          <w:spacing w:val="20"/>
+        <w:spacing w:after="20" w:before="60"/>
+      </w:pPr>
+      <w:r>
+        <w:rPr>
+          <w:rFonts w:ascii="Calibri" w:cs="Calibri" w:eastAsia="Calibri" w:hAnsi="Calibri"/>
+          <w:b/>
+          <w:bCs/>
+          <w:color w:val="1F2937"/>
           <w:sz w:val="21"/>
           <w:szCs w:val="21"/>
         </w:rPr>
@@ -382,10 +378,7 @@
     </w:p>
     <w:p>
       <w:pPr>
-        <w:tabs>
-          <w:tab w:val="right" w:pos="9360"/>
-        </w:tabs>
-        <w:spacing w:after="8" w:before="60"/>
+        <w:spacing w:after="8" w:before="40"/>
       </w:pPr>
       <w:r>
         <w:rPr>
@@ -398,7 +391,7 @@
         </w:rPr>
         <w:t xml:space="preserve">Portfolio Site - </w:t>
       </w:r>
-      <w:hyperlink w:history="1" r:id="rId4cyb59zlf3yxjwuzhqkgh">
+      <w:hyperlink w:history="1" r:id="rId4iehfgic3jul6_0_vsfi5">
         <w:r>
           <w:rPr>
             <w:rStyle w:val="Hyperlink"/>
@@ -418,7 +411,7 @@
           <w:ilvl w:val="0"/>
           <w:numId w:val="2"/>
         </w:numPr>
-        <w:spacing w:after="20"/>
+        <w:spacing w:after="14"/>
       </w:pPr>
       <w:r>
         <w:rPr>
@@ -432,10 +425,7 @@
     </w:p>
     <w:p>
       <w:pPr>
-        <w:tabs>
-          <w:tab w:val="right" w:pos="9360"/>
-        </w:tabs>
-        <w:spacing w:after="8" w:before="60"/>
+        <w:spacing w:after="8" w:before="40"/>
       </w:pPr>
       <w:r>
         <w:rPr>
@@ -448,7 +438,7 @@
         </w:rPr>
         <w:t xml:space="preserve">3D Physics-Based Ping Pong Simulation - </w:t>
       </w:r>
-      <w:hyperlink w:history="1" r:id="rIdnwxzvhmn7rxqz8kteqoig">
+      <w:hyperlink w:history="1" r:id="rId3w-srcncx6w40hgm25kvp">
         <w:r>
           <w:rPr>
             <w:rStyle w:val="Hyperlink"/>
@@ -468,7 +458,7 @@
           <w:ilvl w:val="0"/>
           <w:numId w:val="2"/>
         </w:numPr>
-        <w:spacing w:after="20"/>
+        <w:spacing w:after="14"/>
       </w:pPr>
       <w:r>
         <w:rPr>
@@ -482,10 +472,7 @@
     </w:p>
     <w:p>
       <w:pPr>
-        <w:tabs>
-          <w:tab w:val="right" w:pos="9360"/>
-        </w:tabs>
-        <w:spacing w:after="8" w:before="60"/>
+        <w:spacing w:after="8" w:before="40"/>
       </w:pPr>
       <w:r>
         <w:rPr>
@@ -498,7 +485,7 @@
         </w:rPr>
         <w:t xml:space="preserve">StayBay - </w:t>
       </w:r>
-      <w:hyperlink w:history="1" r:id="rIdnvbetwpgl-ac4ivj1qyx5">
+      <w:hyperlink w:history="1" r:id="rIdlbahlreqllk36york7agg">
         <w:r>
           <w:rPr>
             <w:rStyle w:val="Hyperlink"/>
@@ -518,7 +505,7 @@
           <w:ilvl w:val="0"/>
           <w:numId w:val="2"/>
         </w:numPr>
-        <w:spacing w:after="20"/>
+        <w:spacing w:after="14"/>
       </w:pPr>
       <w:r>
         <w:rPr>
@@ -535,15 +522,14 @@
         <w:pBdr>
           <w:bottom w:val="single" w:color="9CA3AF" w:sz="4"/>
         </w:pBdr>
-        <w:spacing w:after="30" w:before="90"/>
-      </w:pPr>
-      <w:r>
-        <w:rPr>
-          <w:rFonts w:ascii="Calibri" w:cs="Calibri" w:eastAsia="Calibri" w:hAnsi="Calibri"/>
-          <w:b/>
-          <w:bCs/>
-          <w:color w:val="1F2937"/>
-          <w:spacing w:val="20"/>
+        <w:spacing w:after="20" w:before="60"/>
+      </w:pPr>
+      <w:r>
+        <w:rPr>
+          <w:rFonts w:ascii="Calibri" w:cs="Calibri" w:eastAsia="Calibri" w:hAnsi="Calibri"/>
+          <w:b/>
+          <w:bCs/>
+          <w:color w:val="1F2937"/>
           <w:sz w:val="21"/>
           <w:szCs w:val="21"/>
         </w:rPr>
@@ -557,7 +543,7 @@
           <w:ilvl w:val="0"/>
           <w:numId w:val="2"/>
         </w:numPr>
-        <w:spacing w:after="20"/>
+        <w:spacing w:after="14"/>
       </w:pPr>
       <w:r>
         <w:rPr>
@@ -587,7 +573,7 @@
           <w:ilvl w:val="0"/>
           <w:numId w:val="2"/>
         </w:numPr>
-        <w:spacing w:after="20"/>
+        <w:spacing w:after="14"/>
       </w:pPr>
       <w:r>
         <w:rPr>
@@ -617,7 +603,7 @@
           <w:ilvl w:val="0"/>
           <w:numId w:val="2"/>
         </w:numPr>
-        <w:spacing w:after="20"/>
+        <w:spacing w:after="14"/>
       </w:pPr>
       <w:r>
         <w:rPr>
@@ -647,7 +633,7 @@
           <w:ilvl w:val="0"/>
           <w:numId w:val="2"/>
         </w:numPr>
-        <w:spacing w:after="20"/>
+        <w:spacing w:after="14"/>
       </w:pPr>
       <w:r>
         <w:rPr>
@@ -677,7 +663,7 @@
           <w:ilvl w:val="0"/>
           <w:numId w:val="2"/>
         </w:numPr>
-        <w:spacing w:after="20"/>
+        <w:spacing w:after="14"/>
       </w:pPr>
       <w:r>
         <w:rPr>
@@ -707,7 +693,7 @@
           <w:ilvl w:val="0"/>
           <w:numId w:val="2"/>
         </w:numPr>
-        <w:spacing w:after="20"/>
+        <w:spacing w:after="14"/>
       </w:pPr>
       <w:r>
         <w:rPr>
@@ -737,7 +723,7 @@
           <w:ilvl w:val="0"/>
           <w:numId w:val="2"/>
         </w:numPr>
-        <w:spacing w:after="20"/>
+        <w:spacing w:after="14"/>
       </w:pPr>
       <w:r>
         <w:rPr>
@@ -767,7 +753,7 @@
           <w:ilvl w:val="0"/>
           <w:numId w:val="2"/>
         </w:numPr>
-        <w:spacing w:after="20"/>
+        <w:spacing w:after="14"/>
       </w:pPr>
       <w:r>
         <w:rPr>
@@ -797,7 +783,7 @@
           <w:ilvl w:val="0"/>
           <w:numId w:val="2"/>
         </w:numPr>
-        <w:spacing w:after="20"/>
+        <w:spacing w:after="14"/>
       </w:pPr>
       <w:r>
         <w:rPr>
@@ -825,15 +811,14 @@
         <w:pBdr>
           <w:bottom w:val="single" w:color="9CA3AF" w:sz="4"/>
         </w:pBdr>
-        <w:spacing w:after="30" w:before="90"/>
-      </w:pPr>
-      <w:r>
-        <w:rPr>
-          <w:rFonts w:ascii="Calibri" w:cs="Calibri" w:eastAsia="Calibri" w:hAnsi="Calibri"/>
-          <w:b/>
-          <w:bCs/>
-          <w:color w:val="1F2937"/>
-          <w:spacing w:val="20"/>
+        <w:spacing w:after="20" w:before="60"/>
+      </w:pPr>
+      <w:r>
+        <w:rPr>
+          <w:rFonts w:ascii="Calibri" w:cs="Calibri" w:eastAsia="Calibri" w:hAnsi="Calibri"/>
+          <w:b/>
+          <w:bCs/>
+          <w:color w:val="1F2937"/>
           <w:sz w:val="21"/>
           <w:szCs w:val="21"/>
         </w:rPr>
@@ -842,7 +827,7 @@
     </w:p>
     <w:p>
       <w:pPr>
-        <w:spacing w:after="20"/>
+        <w:spacing w:after="10"/>
       </w:pPr>
       <w:r>
         <w:rPr>

--- a/Hamza-Syrage-Frontend-Engineer-Resume.docx
+++ b/Hamza-Syrage-Frontend-Engineer-Resume.docx
@@ -52,7 +52,7 @@
         <w:br/>
         <w:t xml:space="preserve"/>
       </w:r>
-      <w:hyperlink w:history="1" r:id="rId5lxjouaifxeeb6btjn4bu">
+      <w:hyperlink w:history="1" r:id="rId2sdda76gwwamxpzhgcidm">
         <w:r>
           <w:rPr>
             <w:rStyle w:val="Hyperlink"/>
@@ -73,7 +73,7 @@
         </w:rPr>
         <w:t xml:space="preserve">  |  </w:t>
       </w:r>
-      <w:hyperlink w:history="1" r:id="rIdelupfulqaddmmmtqcofe6">
+      <w:hyperlink w:history="1" r:id="rIdtwtjiwk8pdxjrt_9lk_ye">
         <w:r>
           <w:rPr>
             <w:rStyle w:val="Hyperlink"/>
@@ -94,7 +94,7 @@
         </w:rPr>
         <w:t xml:space="preserve">  |  </w:t>
       </w:r>
-      <w:hyperlink w:history="1" r:id="rIdv2gflufbif4ysr0xvbudz">
+      <w:hyperlink w:history="1" r:id="rIdk-b_dkamjr7iia4lcs0u-">
         <w:r>
           <w:rPr>
             <w:rStyle w:val="Hyperlink"/>
@@ -185,7 +185,7 @@
         </w:rPr>
         <w:t xml:space="preserve">Frontend Developer - </w:t>
       </w:r>
-      <w:hyperlink w:history="1" r:id="rIdbjmvxsfaep8gwei20io8a">
+      <w:hyperlink w:history="1" r:id="rIdx5ygyg1zwrfnjjyyjto0n">
         <w:r>
           <w:rPr>
             <w:rStyle w:val="Hyperlink"/>
@@ -224,7 +224,7 @@
         </w:rPr>
         <w:t xml:space="preserve">Remote (UAE) - client work delivered for </w:t>
       </w:r>
-      <w:hyperlink w:history="1" r:id="rIdivhpatczwksqt6ftuumcc">
+      <w:hyperlink w:history="1" r:id="rIdd6sgyyh4idk0h5t9y9qoa">
         <w:r>
           <w:rPr>
             <w:rStyle w:val="Hyperlink"/>
@@ -324,7 +324,7 @@
           <w:sz w:val="20"/>
           <w:szCs w:val="20"/>
         </w:rPr>
-        <w:t xml:space="preserve">built a medical/scientific news aggregator end to end as a framework-agnostic native custom element (&lt;rss-feed&gt;), allowing any client site to embed live, per-client-themed content with a single script tag-no iframe or host build step required. Optimized the widget to a 277 KB minified bundle (93 KB gzipped) by avoiding external runtime dependencies and implementing required functionality with native Web APIs.</w:t>
+        <w:t xml:space="preserve">built a medical/scientific news aggregator end to end as a framework-agnostic native custom element (&lt;rss-feed&gt;), allowing any client site to embed live, per-client-themed content with a single script tag - no iframe or host build step required. Optimized the widget to a 277 KB minified bundle (93 KB gzipped) by avoiding external runtime dependencies and implementing required functionality with native Web APIs.</w:t>
       </w:r>
     </w:p>
     <w:p>
@@ -391,7 +391,7 @@
         </w:rPr>
         <w:t xml:space="preserve">Portfolio Site - </w:t>
       </w:r>
-      <w:hyperlink w:history="1" r:id="rId4iehfgic3jul6_0_vsfi5">
+      <w:hyperlink w:history="1" r:id="rIdceff2v6vcpml7ngjgaocx">
         <w:r>
           <w:rPr>
             <w:rStyle w:val="Hyperlink"/>
@@ -438,7 +438,7 @@
         </w:rPr>
         <w:t xml:space="preserve">3D Physics-Based Ping Pong Simulation - </w:t>
       </w:r>
-      <w:hyperlink w:history="1" r:id="rId3w-srcncx6w40hgm25kvp">
+      <w:hyperlink w:history="1" r:id="rIdnn_l-ojiyazve4t7gfr-q">
         <w:r>
           <w:rPr>
             <w:rStyle w:val="Hyperlink"/>
@@ -485,7 +485,7 @@
         </w:rPr>
         <w:t xml:space="preserve">StayBay - </w:t>
       </w:r>
-      <w:hyperlink w:history="1" r:id="rIdlbahlreqllk36york7agg">
+      <w:hyperlink w:history="1" r:id="rId0j3ubisfijwpmsqvtjp2i">
         <w:r>
           <w:rPr>
             <w:rStyle w:val="Hyperlink"/>

--- a/Hamza-Syrage-Frontend-Engineer-Resume.docx
+++ b/Hamza-Syrage-Frontend-Engineer-Resume.docx
@@ -52,7 +52,7 @@
         <w:br/>
         <w:t xml:space="preserve"/>
       </w:r>
-      <w:hyperlink w:history="1" r:id="rId2sdda76gwwamxpzhgcidm">
+      <w:hyperlink w:history="1" r:id="rIdtgqobkdqijao0qpebdgtf">
         <w:r>
           <w:rPr>
             <w:rStyle w:val="Hyperlink"/>
@@ -73,7 +73,7 @@
         </w:rPr>
         <w:t xml:space="preserve">  |  </w:t>
       </w:r>
-      <w:hyperlink w:history="1" r:id="rIdtwtjiwk8pdxjrt_9lk_ye">
+      <w:hyperlink w:history="1" r:id="rIdjx9swnmxng2vrhdydtcat">
         <w:r>
           <w:rPr>
             <w:rStyle w:val="Hyperlink"/>
@@ -94,7 +94,7 @@
         </w:rPr>
         <w:t xml:space="preserve">  |  </w:t>
       </w:r>
-      <w:hyperlink w:history="1" r:id="rIdk-b_dkamjr7iia4lcs0u-">
+      <w:hyperlink w:history="1" r:id="rId-kmkzmqjm1mv6l1vovu9g">
         <w:r>
           <w:rPr>
             <w:rStyle w:val="Hyperlink"/>
@@ -185,7 +185,7 @@
         </w:rPr>
         <w:t xml:space="preserve">Frontend Developer - </w:t>
       </w:r>
-      <w:hyperlink w:history="1" r:id="rIdx5ygyg1zwrfnjjyyjto0n">
+      <w:hyperlink w:history="1" r:id="rIdkmwbkm5hjacv6o4-mwaul">
         <w:r>
           <w:rPr>
             <w:rStyle w:val="Hyperlink"/>
@@ -224,7 +224,7 @@
         </w:rPr>
         <w:t xml:space="preserve">Remote (UAE) - client work delivered for </w:t>
       </w:r>
-      <w:hyperlink w:history="1" r:id="rIdd6sgyyh4idk0h5t9y9qoa">
+      <w:hyperlink w:history="1" r:id="rIdfi1dkj0jytft1yzosgpvm">
         <w:r>
           <w:rPr>
             <w:rStyle w:val="Hyperlink"/>
@@ -329,36 +329,6 @@
     </w:p>
     <w:p>
       <w:pPr>
-        <w:pStyle w:val="ListParagraph"/>
-        <w:numPr>
-          <w:ilvl w:val="0"/>
-          <w:numId w:val="2"/>
-        </w:numPr>
-        <w:spacing w:after="14"/>
-      </w:pPr>
-      <w:r>
-        <w:rPr>
-          <w:rFonts w:ascii="Calibri" w:cs="Calibri" w:eastAsia="Calibri" w:hAnsi="Calibri"/>
-          <w:b/>
-          <w:bCs/>
-          <w:color w:val="1F2937"/>
-          <w:sz w:val="20"/>
-          <w:szCs w:val="20"/>
-        </w:rPr>
-        <w:t xml:space="preserve">Across all projects: </w:t>
-      </w:r>
-      <w:r>
-        <w:rPr>
-          <w:rFonts w:ascii="Calibri" w:cs="Calibri" w:eastAsia="Calibri" w:hAnsi="Calibri"/>
-          <w:color w:val="1F2937"/>
-          <w:sz w:val="20"/>
-          <w:szCs w:val="20"/>
-        </w:rPr>
-        <w:t xml:space="preserve">state managed with Jotai + TanStack Query, Figma designs translated into pixel-perfect responsive components, code quality enforced via ESLint, Prettier, and lint-staged.</w:t>
-      </w:r>
-    </w:p>
-    <w:p>
-      <w:pPr>
         <w:pBdr>
           <w:bottom w:val="single" w:color="9CA3AF" w:sz="4"/>
         </w:pBdr>
@@ -391,7 +361,7 @@
         </w:rPr>
         <w:t xml:space="preserve">Portfolio Site - </w:t>
       </w:r>
-      <w:hyperlink w:history="1" r:id="rIdceff2v6vcpml7ngjgaocx">
+      <w:hyperlink w:history="1" r:id="rIdyztzf4gn-x_fybd6l7x8k">
         <w:r>
           <w:rPr>
             <w:rStyle w:val="Hyperlink"/>
@@ -438,7 +408,7 @@
         </w:rPr>
         <w:t xml:space="preserve">3D Physics-Based Ping Pong Simulation - </w:t>
       </w:r>
-      <w:hyperlink w:history="1" r:id="rIdnn_l-ojiyazve4t7gfr-q">
+      <w:hyperlink w:history="1" r:id="rIdqbc3pvk7d_7ubg7phm_l-">
         <w:r>
           <w:rPr>
             <w:rStyle w:val="Hyperlink"/>
@@ -485,7 +455,7 @@
         </w:rPr>
         <w:t xml:space="preserve">StayBay - </w:t>
       </w:r>
-      <w:hyperlink w:history="1" r:id="rId0j3ubisfijwpmsqvtjp2i">
+      <w:hyperlink w:history="1" r:id="rIdjslnj5cq2wpugassqfu4b">
         <w:r>
           <w:rPr>
             <w:rStyle w:val="Hyperlink"/>

--- a/Hamza-Syrage-Frontend-Engineer-Resume.docx
+++ b/Hamza-Syrage-Frontend-Engineer-Resume.docx
@@ -4,7 +4,7 @@
   <w:body>
     <w:p>
       <w:pPr>
-        <w:spacing w:after="20"/>
+        <w:spacing w:after="24"/>
         <w:jc w:val="center"/>
       </w:pPr>
       <w:r>
@@ -21,7 +21,7 @@
     </w:p>
     <w:p>
       <w:pPr>
-        <w:spacing w:after="40"/>
+        <w:spacing w:after="48"/>
         <w:jc w:val="center"/>
       </w:pPr>
       <w:r>
@@ -31,12 +31,12 @@
           <w:sz w:val="22"/>
           <w:szCs w:val="22"/>
         </w:rPr>
-        <w:t xml:space="preserve">Front-End Engineer | React &amp; Next.js Specialist</w:t>
-      </w:r>
-    </w:p>
-    <w:p>
-      <w:pPr>
-        <w:spacing w:after="40"/>
+        <w:t xml:space="preserve">Frontend Engineer | React &amp; Next.js Specialist</w:t>
+      </w:r>
+    </w:p>
+    <w:p>
+      <w:pPr>
+        <w:spacing w:after="56"/>
         <w:jc w:val="center"/>
       </w:pPr>
       <w:r>
@@ -52,7 +52,7 @@
         <w:br/>
         <w:t xml:space="preserve"/>
       </w:r>
-      <w:hyperlink w:history="1" r:id="rIdtgqobkdqijao0qpebdgtf">
+      <w:hyperlink w:history="1" r:id="rId6ru0oupph_zzcayeigezl">
         <w:r>
           <w:rPr>
             <w:rStyle w:val="Hyperlink"/>
@@ -73,7 +73,7 @@
         </w:rPr>
         <w:t xml:space="preserve">  |  </w:t>
       </w:r>
-      <w:hyperlink w:history="1" r:id="rIdjx9swnmxng2vrhdydtcat">
+      <w:hyperlink w:history="1" r:id="rIdw_yzviqridnxcnwo_zhfa">
         <w:r>
           <w:rPr>
             <w:rStyle w:val="Hyperlink"/>
@@ -94,7 +94,7 @@
         </w:rPr>
         <w:t xml:space="preserve">  |  </w:t>
       </w:r>
-      <w:hyperlink w:history="1" r:id="rId-kmkzmqjm1mv6l1vovu9g">
+      <w:hyperlink w:history="1" r:id="rIds6owyuk5_wgvy0spfpmjy">
         <w:r>
           <w:rPr>
             <w:rStyle w:val="Hyperlink"/>
@@ -112,7 +112,7 @@
         <w:pBdr>
           <w:bottom w:val="single" w:color="9CA3AF" w:sz="6"/>
         </w:pBdr>
-        <w:spacing w:after="60"/>
+        <w:spacing w:after="70"/>
       </w:pPr>
     </w:p>
     <w:p>
@@ -120,7 +120,7 @@
         <w:pBdr>
           <w:bottom w:val="single" w:color="9CA3AF" w:sz="4"/>
         </w:pBdr>
-        <w:spacing w:after="20" w:before="60"/>
+        <w:spacing w:after="24" w:before="120"/>
       </w:pPr>
       <w:r>
         <w:rPr>
@@ -136,16 +136,16 @@
     </w:p>
     <w:p>
       <w:pPr>
-        <w:spacing w:after="10"/>
-      </w:pPr>
-      <w:r>
-        <w:rPr>
-          <w:rFonts w:ascii="Calibri" w:cs="Calibri" w:eastAsia="Calibri" w:hAnsi="Calibri"/>
-          <w:color w:val="1F2937"/>
-          <w:sz w:val="20"/>
-          <w:szCs w:val="20"/>
-        </w:rPr>
-        <w:t xml:space="preserve">Front-end developer with 2+ years of experience shipping production React and Next.js applications for enterprise clients. Specializes in multi-tenant SaaS architecture, real-time systems (WebRTC/WebSockets), and framework-agnostic embeddable widgets. Has taken features from Figma to production on platforms serving thousands of concurrent users, including a live electronic-voting system for a national professional association and a white-label LMS that reskins itself per client at runtime with zero rebuilds. Strong TypeScript fundamentals, comfortable owning architecture decisions independently, and focused on clean, accessible, well-tested UI.</w:t>
+        <w:spacing w:after="24" w:line="276" w:lineRule="auto"/>
+      </w:pPr>
+      <w:r>
+        <w:rPr>
+          <w:rFonts w:ascii="Calibri" w:cs="Calibri" w:eastAsia="Calibri" w:hAnsi="Calibri"/>
+          <w:color w:val="1F2937"/>
+          <w:sz w:val="20"/>
+          <w:szCs w:val="20"/>
+        </w:rPr>
+        <w:t xml:space="preserve">Frontend engineer with 2+ years of experience shipping production React and Next.js applications for enterprise clients. Specializes in multi-tenant SaaS architecture, real-time systems (WebRTC/WebSockets), and framework-agnostic embeddable widgets. Has taken features from Figma to production on platforms serving thousands of concurrent users, including a live electronic-voting system for a national professional association and a white-label LMS that reskins itself per client at runtime with zero rebuilds. Strong TypeScript fundamentals, comfortable owning architecture decisions independently, and focused on clean, accessible, well-tested UI.</w:t>
       </w:r>
     </w:p>
     <w:p>
@@ -153,7 +153,7 @@
         <w:pBdr>
           <w:bottom w:val="single" w:color="9CA3AF" w:sz="4"/>
         </w:pBdr>
-        <w:spacing w:after="20" w:before="60"/>
+        <w:spacing w:after="24" w:before="120"/>
       </w:pPr>
       <w:r>
         <w:rPr>
@@ -185,7 +185,7 @@
         </w:rPr>
         <w:t xml:space="preserve">Frontend Developer - </w:t>
       </w:r>
-      <w:hyperlink w:history="1" r:id="rIdkmwbkm5hjacv6o4-mwaul">
+      <w:hyperlink w:history="1" r:id="rIdichl65drds9srsgjofr_k">
         <w:r>
           <w:rPr>
             <w:rStyle w:val="Hyperlink"/>
@@ -211,7 +211,7 @@
     </w:p>
     <w:p>
       <w:pPr>
-        <w:spacing w:after="10"/>
+        <w:spacing w:after="30" w:line="276" w:lineRule="auto"/>
       </w:pPr>
       <w:r>
         <w:rPr>
@@ -224,7 +224,7 @@
         </w:rPr>
         <w:t xml:space="preserve">Remote (UAE) - client work delivered for </w:t>
       </w:r>
-      <w:hyperlink w:history="1" r:id="rIdfi1dkj0jytft1yzosgpvm">
+      <w:hyperlink w:history="1" r:id="rIdfmqprzluaah-drbdjlq3_">
         <w:r>
           <w:rPr>
             <w:rStyle w:val="Hyperlink"/>
@@ -244,7 +244,7 @@
           <w:ilvl w:val="0"/>
           <w:numId w:val="2"/>
         </w:numPr>
-        <w:spacing w:after="14"/>
+        <w:spacing w:after="22" w:line="276" w:lineRule="auto"/>
       </w:pPr>
       <w:r>
         <w:rPr>
@@ -274,7 +274,7 @@
           <w:ilvl w:val="0"/>
           <w:numId w:val="2"/>
         </w:numPr>
-        <w:spacing w:after="14"/>
+        <w:spacing w:after="22" w:line="276" w:lineRule="auto"/>
       </w:pPr>
       <w:r>
         <w:rPr>
@@ -304,7 +304,7 @@
           <w:ilvl w:val="0"/>
           <w:numId w:val="2"/>
         </w:numPr>
-        <w:spacing w:after="14"/>
+        <w:spacing w:after="22" w:line="276" w:lineRule="auto"/>
       </w:pPr>
       <w:r>
         <w:rPr>
@@ -332,7 +332,7 @@
         <w:pBdr>
           <w:bottom w:val="single" w:color="9CA3AF" w:sz="4"/>
         </w:pBdr>
-        <w:spacing w:after="20" w:before="60"/>
+        <w:spacing w:after="24" w:before="120"/>
       </w:pPr>
       <w:r>
         <w:rPr>
@@ -348,7 +348,12 @@
     </w:p>
     <w:p>
       <w:pPr>
-        <w:spacing w:after="8" w:before="40"/>
+        <w:pStyle w:val="ListParagraph"/>
+        <w:numPr>
+          <w:ilvl w:val="0"/>
+          <w:numId w:val="2"/>
+        </w:numPr>
+        <w:spacing w:after="22" w:line="276" w:lineRule="auto"/>
       </w:pPr>
       <w:r>
         <w:rPr>
@@ -361,7 +366,7 @@
         </w:rPr>
         <w:t xml:space="preserve">Portfolio Site - </w:t>
       </w:r>
-      <w:hyperlink w:history="1" r:id="rIdyztzf4gn-x_fybd6l7x8k">
+      <w:hyperlink w:history="1" r:id="rIde-4tr3qner7xnxxtuip8l">
         <w:r>
           <w:rPr>
             <w:rStyle w:val="Hyperlink"/>
@@ -373,29 +378,24 @@
           <w:t xml:space="preserve">hamza-syrage.is-a.dev</w:t>
         </w:r>
       </w:hyperlink>
-    </w:p>
-    <w:p>
-      <w:pPr>
-        <w:pStyle w:val="ListParagraph"/>
-        <w:numPr>
-          <w:ilvl w:val="0"/>
-          <w:numId w:val="2"/>
-        </w:numPr>
-        <w:spacing w:after="14"/>
-      </w:pPr>
-      <w:r>
-        <w:rPr>
-          <w:rFonts w:ascii="Calibri" w:cs="Calibri" w:eastAsia="Calibri" w:hAnsi="Calibri"/>
-          <w:color w:val="1F2937"/>
-          <w:sz w:val="20"/>
-          <w:szCs w:val="20"/>
-        </w:rPr>
-        <w:t xml:space="preserve">Designed and built a full personal site and technical blog on Next.js 16, React 19, TypeScript, Tailwind CSS v4, and MDX, including a custom MDX component system (interactive diagrams, code file trees, callouts) and a library of 30+ hand-built micro-interaction demos using Motion.</w:t>
-      </w:r>
-    </w:p>
-    <w:p>
-      <w:pPr>
-        <w:spacing w:after="8" w:before="40"/>
+      <w:r>
+        <w:rPr>
+          <w:rFonts w:ascii="Calibri" w:cs="Calibri" w:eastAsia="Calibri" w:hAnsi="Calibri"/>
+          <w:color w:val="1F2937"/>
+          <w:sz w:val="20"/>
+          <w:szCs w:val="20"/>
+        </w:rPr>
+        <w:t xml:space="preserve">: Designed and built a full personal site and technical blog on Next.js, React, TypeScript, Tailwind CSS, and MDX, including a custom MDX component system (interactive diagrams, code file trees, callouts) and a library of 30+ hand-built micro-interaction demos using Motion.</w:t>
+      </w:r>
+    </w:p>
+    <w:p>
+      <w:pPr>
+        <w:pStyle w:val="ListParagraph"/>
+        <w:numPr>
+          <w:ilvl w:val="0"/>
+          <w:numId w:val="2"/>
+        </w:numPr>
+        <w:spacing w:after="22" w:line="276" w:lineRule="auto"/>
       </w:pPr>
       <w:r>
         <w:rPr>
@@ -408,7 +408,7 @@
         </w:rPr>
         <w:t xml:space="preserve">3D Physics-Based Ping Pong Simulation - </w:t>
       </w:r>
-      <w:hyperlink w:history="1" r:id="rIdqbc3pvk7d_7ubg7phm_l-">
+      <w:hyperlink w:history="1" r:id="rId4aoaxzxxc402iqzkwlvee">
         <w:r>
           <w:rPr>
             <w:rStyle w:val="Hyperlink"/>
@@ -420,29 +420,24 @@
           <w:t xml:space="preserve">pinging-and-ponging.vercel.app</w:t>
         </w:r>
       </w:hyperlink>
-    </w:p>
-    <w:p>
-      <w:pPr>
-        <w:pStyle w:val="ListParagraph"/>
-        <w:numPr>
-          <w:ilvl w:val="0"/>
-          <w:numId w:val="2"/>
-        </w:numPr>
-        <w:spacing w:after="14"/>
-      </w:pPr>
-      <w:r>
-        <w:rPr>
-          <w:rFonts w:ascii="Calibri" w:cs="Calibri" w:eastAsia="Calibri" w:hAnsi="Calibri"/>
-          <w:color w:val="1F2937"/>
-          <w:sz w:val="20"/>
-          <w:szCs w:val="20"/>
-        </w:rPr>
-        <w:t xml:space="preserve">Built a real-time table tennis simulator in Three.js and TypeScript from scratch: RK4 numerical integration, Magnus force and drag modeling, custom collision resolution, bot AI, full scoring/fault rules, and a gyroscope-driven mobile controller with live two-way sync to a debug UI.</w:t>
-      </w:r>
-    </w:p>
-    <w:p>
-      <w:pPr>
-        <w:spacing w:after="8" w:before="40"/>
+      <w:r>
+        <w:rPr>
+          <w:rFonts w:ascii="Calibri" w:cs="Calibri" w:eastAsia="Calibri" w:hAnsi="Calibri"/>
+          <w:color w:val="1F2937"/>
+          <w:sz w:val="20"/>
+          <w:szCs w:val="20"/>
+        </w:rPr>
+        <w:t xml:space="preserve">: Built a real-time table tennis simulator in Three.js and TypeScript from scratch: RK4 numerical integration, Magnus force and drag modeling, custom collision resolution, bot AI, full scoring/fault rules, and a gyroscope-driven mobile controller with live two-way sync to a debug UI.</w:t>
+      </w:r>
+    </w:p>
+    <w:p>
+      <w:pPr>
+        <w:pStyle w:val="ListParagraph"/>
+        <w:numPr>
+          <w:ilvl w:val="0"/>
+          <w:numId w:val="2"/>
+        </w:numPr>
+        <w:spacing w:after="22" w:line="276" w:lineRule="auto"/>
       </w:pPr>
       <w:r>
         <w:rPr>
@@ -455,7 +450,7 @@
         </w:rPr>
         <w:t xml:space="preserve">StayBay - </w:t>
       </w:r>
-      <w:hyperlink w:history="1" r:id="rIdjslnj5cq2wpugassqfu4b">
+      <w:hyperlink w:history="1" r:id="rIdkkpp2y5eeb9q6jtkdt8qr">
         <w:r>
           <w:rPr>
             <w:rStyle w:val="Hyperlink"/>
@@ -467,24 +462,14 @@
           <w:t xml:space="preserve">github.com/HamzaSyrage/staybay-backend</w:t>
         </w:r>
       </w:hyperlink>
-    </w:p>
-    <w:p>
-      <w:pPr>
-        <w:pStyle w:val="ListParagraph"/>
-        <w:numPr>
-          <w:ilvl w:val="0"/>
-          <w:numId w:val="2"/>
-        </w:numPr>
-        <w:spacing w:after="14"/>
-      </w:pPr>
-      <w:r>
-        <w:rPr>
-          <w:rFonts w:ascii="Calibri" w:cs="Calibri" w:eastAsia="Calibri" w:hAnsi="Calibri"/>
-          <w:color w:val="1F2937"/>
-          <w:sz w:val="20"/>
-          <w:szCs w:val="20"/>
-        </w:rPr>
-        <w:t xml:space="preserve">Laravel + Sanctum REST API for an Airbnb-style booking platform: escrow-style hold-balance wallet, a scheduled service that auto-transitions bookings by date and payment state, overlap-safe availability checks with date-range merging, and a dynamic query-filter system for search.</w:t>
+      <w:r>
+        <w:rPr>
+          <w:rFonts w:ascii="Calibri" w:cs="Calibri" w:eastAsia="Calibri" w:hAnsi="Calibri"/>
+          <w:color w:val="1F2937"/>
+          <w:sz w:val="20"/>
+          <w:szCs w:val="20"/>
+        </w:rPr>
+        <w:t xml:space="preserve">: Laravel + Sanctum REST API for an Airbnb-style booking platform: escrow-style hold-balance wallet, a scheduled service that auto-transitions bookings by date and payment state, overlap-safe availability checks with date-range merging, and a dynamic query-filter system for search.</w:t>
       </w:r>
     </w:p>
     <w:p>
@@ -492,7 +477,7 @@
         <w:pBdr>
           <w:bottom w:val="single" w:color="9CA3AF" w:sz="4"/>
         </w:pBdr>
-        <w:spacing w:after="20" w:before="60"/>
+        <w:spacing w:after="24" w:before="120"/>
       </w:pPr>
       <w:r>
         <w:rPr>
@@ -513,7 +498,7 @@
           <w:ilvl w:val="0"/>
           <w:numId w:val="2"/>
         </w:numPr>
-        <w:spacing w:after="14"/>
+        <w:spacing w:after="22" w:line="276" w:lineRule="auto"/>
       </w:pPr>
       <w:r>
         <w:rPr>
@@ -543,7 +528,7 @@
           <w:ilvl w:val="0"/>
           <w:numId w:val="2"/>
         </w:numPr>
-        <w:spacing w:after="14"/>
+        <w:spacing w:after="22" w:line="276" w:lineRule="auto"/>
       </w:pPr>
       <w:r>
         <w:rPr>
@@ -573,7 +558,7 @@
           <w:ilvl w:val="0"/>
           <w:numId w:val="2"/>
         </w:numPr>
-        <w:spacing w:after="14"/>
+        <w:spacing w:after="22" w:line="276" w:lineRule="auto"/>
       </w:pPr>
       <w:r>
         <w:rPr>
@@ -603,7 +588,7 @@
           <w:ilvl w:val="0"/>
           <w:numId w:val="2"/>
         </w:numPr>
-        <w:spacing w:after="14"/>
+        <w:spacing w:after="22" w:line="276" w:lineRule="auto"/>
       </w:pPr>
       <w:r>
         <w:rPr>
@@ -633,7 +618,7 @@
           <w:ilvl w:val="0"/>
           <w:numId w:val="2"/>
         </w:numPr>
-        <w:spacing w:after="14"/>
+        <w:spacing w:after="22" w:line="276" w:lineRule="auto"/>
       </w:pPr>
       <w:r>
         <w:rPr>
@@ -663,7 +648,7 @@
           <w:ilvl w:val="0"/>
           <w:numId w:val="2"/>
         </w:numPr>
-        <w:spacing w:after="14"/>
+        <w:spacing w:after="22" w:line="276" w:lineRule="auto"/>
       </w:pPr>
       <w:r>
         <w:rPr>
@@ -693,7 +678,7 @@
           <w:ilvl w:val="0"/>
           <w:numId w:val="2"/>
         </w:numPr>
-        <w:spacing w:after="14"/>
+        <w:spacing w:after="22" w:line="276" w:lineRule="auto"/>
       </w:pPr>
       <w:r>
         <w:rPr>
@@ -723,7 +708,7 @@
           <w:ilvl w:val="0"/>
           <w:numId w:val="2"/>
         </w:numPr>
-        <w:spacing w:after="14"/>
+        <w:spacing w:after="22" w:line="276" w:lineRule="auto"/>
       </w:pPr>
       <w:r>
         <w:rPr>
@@ -753,7 +738,7 @@
           <w:ilvl w:val="0"/>
           <w:numId w:val="2"/>
         </w:numPr>
-        <w:spacing w:after="14"/>
+        <w:spacing w:after="22" w:line="276" w:lineRule="auto"/>
       </w:pPr>
       <w:r>
         <w:rPr>
@@ -781,7 +766,7 @@
         <w:pBdr>
           <w:bottom w:val="single" w:color="9CA3AF" w:sz="4"/>
         </w:pBdr>
-        <w:spacing w:after="20" w:before="60"/>
+        <w:spacing w:after="24" w:before="120"/>
       </w:pPr>
       <w:r>
         <w:rPr>
@@ -797,7 +782,7 @@
     </w:p>
     <w:p>
       <w:pPr>
-        <w:spacing w:after="10"/>
+        <w:spacing w:after="20"/>
       </w:pPr>
       <w:r>
         <w:rPr>
